--- a/중국어_대화문/4부_docx/4부_07화_두_번째_만남.docx
+++ b/중국어_대화문/4부_docx/4부_07화_두_번째_만남.docx
@@ -29,7 +29,7 @@
         <w:t>배경:</w:t>
       </w:r>
       <w:r>
-        <w:t xml:space="preserve"> [쑤민 시점과 선즈위안 시점을 장면별로 번갈아 구성] 2023년 5월 19일(금) 저녁부터 20일(토) 해 질 녘까지. 5월 16일 숨진 탕쉐의 유해는 가족이 참관한 절차를 거쳐 18일 밤에야 가족에게 돌아왔고, 사망 원인 감정서는 아직 나오지 않았다. 장례는 철거된 우시촌, 옛 분교 터에서 치러진다. 2016년 11월 철거 뒤 학교 건물은 '北原稀土 우시광구 사무소'가 되었으나 지난겨울 사무소가 향(乡) 소재지로 옮겨 가면서 문에 자물쇠가 걸렸고, 간판만 남은 건물 옆 동쪽 교실 터에는 콘크리트 지반이 드러나 있다. 쑤민은 아무에게도 알리지 않고 누구도 막지 않는다는 원칙을 세웠지만 조문객은 길게 이어진다. 선즈위안은 6화에서 비워 둔 토요일 일정대로 청시가 모는 평범한 차로 부성장 신분을 밝히지 않은 채 네 시간을 달려 들어온다. 이 화에서 두 사람은 시리즈의 네 번의 만남 가운데 두 번째로 마주치는데, 이는 다정한 재회도 단죄도 아니고, 서로 시각을 맞춰 보는 증언에 가깝다. 화 끝에서 조문 차량은 마을 입구를 넘어 현도(县道) 십 리까지 이어지고, 인터넷에서도 추모가 번지며 다음 날 소집될 성 긴급 회의의 배경이 놓인다.</w:t>
+        <w:t xml:space="preserve"> [쑤민 시점과 선즈위안 시점을 장면별로 번갈아 구성] 2023년 5월 19일(금) 저녁부터 20일(토) 해 질 녘까지. 5월 16일 숨진 탕쉐의 유해는 가족이 참관한 절차를 거쳐 18일 밤에야 가족에게 돌아왔고, 사망 원인 감정서는 아직 나오지 않았다. 장례는 철거된 우시촌, 옛 분교 터에서 치러진다. 2016년 11월 철거 뒤 학교 건물은 '北原稀土 우시광구 사무소'가 되었으나 지난겨울 사무소가 향(乡) 소재지로 옮겨 가면서 문에 자물쇠가 걸렸고, 간판만 남은 건물 옆 동쪽 교실 터에는 콘크리트 지반이 드러나 있다. 쑤민은 아무에게도 알리지 않고 누구도 막지 않는다는 원칙을 세웠지만 조문객은 길게 이어진다. 선즈위안은 6화에서 비워 둔 토요일 일정대로 청시가 모는 평범한 차로 부성장 신분을 밝히지 않은 채 네 시간을 달려 들어온다. 이 화에서 두 사람은 시리즈의 네 번의 만남 가운데 두 번째로 마주치는데, 이는 다정한 재회도 단죄도 아니고, 서로 시각을 맞춰 보는 증언에 가깝다. 화 끝에서 조문 차량은 마을 입구를 넘어 현도(县道) 십 리까지 이어지고, 인터넷에서도 추모가 번지며 이틀 뒤(22일 월요일) 소집될 성 긴급 회의의 배경이 놓인다.</w:t>
       </w:r>
     </w:p>
     <w:p>
@@ -42,7 +42,7 @@
     </w:p>
     <w:p>
       <w:r>
-        <w:t>(傍晚七点。云岭新城三栋的一楼，石满囤家的客厅被一张折叠方桌占去了一半。桌上摆着一只白瓷碗，里面盛着小半碗新米，米上插着一炷香，没有点。窗帘拉着，屋里很暗。前天夜里才从西岭运回来的灵柩停在殡仪馆的冷库里，要明早才出殡。苏敏坐在桌子一侧，膝上摊着一个黑皮笔记本，笔尖停在一行字上。唐大娘坐在小板凳上，两只手叠在膝头，身上是一件不合身的黑棉袄，是别人借给她的。石小芽蹲在门边，把一叠白纸剪成长条。)</w:t>
+        <w:t>(傍晚七点。云岭新城三栋的四楼，石满囤家的客厅被一张折叠方桌占去了一半。桌上摆着一只白瓷碗，里面盛着小半碗新米，米上插着一炷香，没有点。窗帘拉着，屋里很暗。昨天夜里才从西岭运回来的灵柩停在殡仪馆的冷库里，要明早才出殡。苏敏坐在桌子一侧，膝上摊着一个黑皮笔记本，笔尖停在一行字上。唐大娘坐在小板凳上，两只手叠在膝头，身上是一件不合身的黑棉袄，是别人借给她的。石小芽蹲在门边，把一叠白纸剪成长条。)</w:t>
       </w:r>
     </w:p>
     <w:p>
@@ -793,7 +793,7 @@
     </w:p>
     <w:p>
       <w:r>
-        <w:t>(上午十点。雾溪的旧学校院子，铁门敞开，门楣上“北原稀土雾溪矿区办事处”的牌子还在，油漆剥落了半边。东边原来那排教室早在六年前拆了，只剩一块灰白色的水泥地基，上面落着几片去年的枯叶。院子中间，两根竹竿架起一道横梁，梁上挂着一口黑黑的铁钟，是石满囤从云岭新城抱来的，用被子裹了七年，今天第一次露在日光下。灵柩放在地基上，没有披红挂绿，只盖着一条素白的布。几百个人站在院子里，站在围墙外，一直排到村口的土路上。人们的鞋底都沾着泥，没有人说话。)</w:t>
+        <w:t>(上午十点。雾溪的旧学校院子，铁门敞开，门楣上“北原稀土雾溪矿区办事处”的牌子还在，油漆剥落了半边。东边原来那排教室早在六年前拆了，只剩一块灰白色的水泥地基，上面落着几片去年的枯叶。院子中间，两根竹竿架起一道横梁，梁上挂着一口生着绿锈的铜钟，是石满囤从云岭新城抱来的，用被子裹了七年，今天第一次露在日光下。灵柩放在地基上，没有披红挂绿，只盖着一条素白的布。几百个人站在院子里，站在围墙外，一直排到村口的土路上。人们的鞋底都沾着泥，没有人说话。)</w:t>
       </w:r>
     </w:p>
     <w:p>
@@ -1208,7 +1208,7 @@
     </w:p>
     <w:p>
       <w:r>
-        <w:t>(没有人说话。程曦站在他身后，也鞠了躬，鞠得很深，起身的时候，他偷偷用袖口擦了一下眼睛。)</w:t>
+        <w:t>(没有人说话。程曦站在他身后，也鞠了躬，鞠得很深，起身的时候，她偷偷用袖口擦了一下眼睛。)</w:t>
       </w:r>
     </w:p>
     <w:p>
@@ -1847,7 +1847,7 @@
         <w:t>梅若兰:</w:t>
       </w:r>
       <w:r>
-        <w:t xml:space="preserve"> 五月十六日那天早上，在大门口，我给她披毯子的时候，她抖了一阵。没有哭。到现在也没哭。</w:t>
+        <w:t xml:space="preserve"> 五月十六日那天中午，在大门口，我给她披毯子的时候，她抖了一阵。没有哭。到现在也没哭。</w:t>
       </w:r>
     </w:p>
     <w:p>
@@ -1986,7 +1986,7 @@
     </w:p>
     <w:p>
       <w:r>
-        <w:t>(傍晚六点。太阳落到西边的山脊上，把院子里的铁钟拉出一道长长的影子。人群终于散尽，只剩下十几个人。地基上，那具灵柩已经由殡仪馆的车拉走，留下一圈浅浅的印子。唐大娘坐在石满囤搬来的矮凳上，靠着围墙，眼睛半闭着。石小芽蹲在她旁边，一动不动。)</w:t>
+        <w:t>(傍晚六点。太阳落到西边的山脊上，把院子里的铜钟拉出一道长长的影子。人群终于散尽，只剩下十几个人。地基上，那具灵柩已经由殡仪馆的车拉走，留下一圈浅浅的印子。唐大娘坐在石满囤搬来的矮凳上，靠着围墙，眼睛半闭着。石小芽蹲在她旁边，一动不动。)</w:t>
       </w:r>
     </w:p>
     <w:p>
@@ -2117,7 +2117,7 @@
     </w:p>
     <w:p>
       <w:r>
-        <w:t>(唐大娘点了点头，闭上眼睛，不再说话。石小芽伸手，替她把棉袄的领口拢好。院子的另一头，石满囤在铁钟旁边蹲着，手里拿着一块破布，慢慢擦着钟身。擦完，他站起来，两手抱住钟，往怀里一收。)</w:t>
+        <w:t>(唐大娘点了点头，闭上眼睛，不再说话。石小芽伸手，替她把棉袄的领口拢好。院子的另一头，石满囤在铜钟旁边蹲着，手里拿着一块破布，慢慢擦着钟身。擦完，他站起来，两手抱住钟，往怀里一收。)</w:t>
       </w:r>
     </w:p>
     <w:p>
